--- a/example_articles/us_region/South/2.us_region_South_New_York_Times.docx
+++ b/example_articles/us_region/South/2.us_region_South_New_York_Times.docx
@@ -29,17 +29,17 @@
     </w:p>
     <w:p>
       <w:r>
-        <w:t>Source File: NYT/31.DOCX</w:t>
+        <w:t>Source file: NYT/31.DOCX</w:t>
       </w:r>
     </w:p>
     <w:p>
       <w:r>
-        <w:t>Raw locations result: ['Florida']</w:t>
+        <w:t>Raw locations result, 'locations': ['Florida']</w:t>
       </w:r>
     </w:p>
     <w:p>
       <w:r>
-        <w:t>us_region_stand_flat (Standardized): South</w:t>
+        <w:t>Standardized locations result, 'us_region_stand_flat': South</w:t>
       </w:r>
     </w:p>
     <w:p>

--- a/example_articles/us_region/South/2.us_region_South_New_York_Times.docx
+++ b/example_articles/us_region/South/2.us_region_South_New_York_Times.docx
@@ -7,9 +7,7 @@
         <w:pStyle w:val="Heading1"/>
       </w:pPr>
       <w:r>
-        <w:t>HOME ENTERTAINMENT/VIDEO: CRITICS' CHOICES;</w:t>
-        <w:br/>
-        <w:t>Movies That Fit Like a Glass Slipper</w:t>
+        <w:t>The Pop Life</w:t>
       </w:r>
     </w:p>
     <w:p>
@@ -19,22 +17,22 @@
     </w:p>
     <w:p>
       <w:r>
-        <w:t>Date: 1990-10-14</w:t>
+        <w:t>Date: 1990-12-05</w:t>
       </w:r>
     </w:p>
     <w:p>
       <w:r>
-        <w:t>Section: Section 2; Page 36, Column 1; Arts and Leisure Desk; Review</w:t>
+        <w:t>Section: Section C;; Section C; Page 20; Column 5; Cultural Desk; Column 5;</w:t>
       </w:r>
     </w:p>
     <w:p>
       <w:r>
-        <w:t>Source file: NYT/31.DOCX</w:t>
+        <w:t>Source file: NYT/32.DOCX</w:t>
       </w:r>
     </w:p>
     <w:p>
       <w:r>
-        <w:t>Raw locations result, 'locations': ['Florida']</w:t>
+        <w:t>Raw locations result, 'locations': ['Georgia']</w:t>
       </w:r>
     </w:p>
     <w:p>
@@ -51,23 +49,57 @@
     </w:p>
     <w:p>
       <w:r>
-        <w:t>Forty years and a sexual revolution separate Cinderella's fairy godmother singing ''Bibbidi, bobbidi, boo'' from Richard Gere offering Julia Roberts $3,000 to spend a week with him. But Disney's classic animated CINDERELLA (1950, $29.95) is simply an older sister of PRETTY WOMAN (1990, Touchstone, $19.99), the film about a sweet-natured streetwalker that has made more than $170 million at the box office and has just become available on video.</w:t>
+        <w:t>'Dances With Wolves'</w:t>
         <w:br/>
-        <w:t>''Pretty Woman'' wears its Cinderella heart on its sleeve and in its dialogue. What happens, asks Mr. Gere the businessman of Ms. Roberts the redeemed prostitute, after the prince saves the princess? ''She saves him right back,'' is the answer that gives the film its slick but unconvincing feminist gloss. The way to enjoy ''Pretty Woman'' is to forgive it for being retrograde and escape into its featherweight twist on the Cinderella pattern: this is a tale of discreetly viewed sex and explicit heavy shopping.</w:t>
+        <w:t>When John Barry was preparing to write the music for Kevin Costner's film, "Dances With Wolves," he listened to a lot of American Indian music that was recorded while the film was being shot on location but decided not to incorporate it.</w:t>
         <w:br/>
-        <w:t>Here, when a poor girl is transformed from rags to a richer look so she can capture Prince Charming, there are no birds or mice or fairy godmothers involved, but there are several fawning salespeople on Rodeo Drive.</w:t>
+        <w:t>"It didn't come across," he said in a recent telephone interview from his home in Oyster Bay, L.I. "For me the score had to be seen through the eyes of its protagonist."</w:t>
         <w:br/>
-        <w:t>The transformation in WORKING GIRL (1989, CBS/Fox, $19.98) is even less plausible. The working-class secretary played by Melanie Griffith raids the closet of her boss, played by Sigourney Weaver, listens to her voice on tape and has a girlfriend cut her hair. In a single afternoon, her accent disappears, her friend reveals a hidden talent for hairdressing and, most magically of all, Ms. Griffith fits into the clothes of Ms. Weaver, inches taller and much leaner. It's ridiculous and cheering, offering hope of the impossible.</w:t>
+        <w:t>The film, which stars Mr. Costner, who also directed, tells the story of John Dunbar, a soldier who joins a Sioux Indian tribe in the 1860's.</w:t>
         <w:br/>
-        <w:t>Not all Cinderellas are young, potential princesses. Frank Capra's POCKETFUL OF MIRACLES (1961, MGM/UA, $19.95), a remake of his 1933 LADY FOR A DAY (just released; see below), is a sugarplum of a movie, with Bette Davis as Apple Annie, whose lucky apple-a-day keeps the gambler Dave the Dude (Glenn Ford) afloat. In an elaborate transformation designed to dupe Annie's well-bred daughter and her blue-blooded fiance's family, a huge cast of Runyonesque characters is spiffed up, taught to bow and curtsy, and taken to a ball. There is no visible fairy dust, but magic is everywhere on the screen.</w:t>
+        <w:t>"He was a noble, simple and dedicated man who had a kind of purity in everything he did," Mr. Barry said. "It was difficult to sustain that feeling and keep it interesting for an hour and 35 minutes. Right from the beginning, Kevin and I saw eye to eye. Because the look of the picture involved such a feeling of space, we envisioned a score that would be large and romantic. It uses a nice-size orchestra of 95 and a choir of 12 contraltos. Though it has Indian themes, they were my interpretation of what those would be."</w:t>
         <w:br/>
+        <w:t>At 95 minutes, the score for "Dances With Wolves" is nearly three times as long as than Mr. Barry's original music for the 1985 film "Out of Africa," which won him an Academy Award for best film score.</w:t>
         <w:br/>
-        <w:t>Graphic</w:t>
+        <w:t>Even though he has composed some of the most distinguished symphonic scores of the last three decades, in many people's minds Mr. Barry will always be best remembered as the composer of the theme music for 12 James Bond movies.</w:t>
         <w:br/>
+        <w:t>"I was asked to get involved with the Bond movies because I had my own pop group at the time, the John Barry Seven, which had had several successful instrumental hits in England," he said. "Prior to 'Dr. No,' I had also already done three or four movie scores. I've always called my Bond scores 'million-dollar Mickey Mouse music.' "</w:t>
+        <w:br/>
+        <w:t>Among his film scores, he said, his favorites include those for "Seance on a Wet Afternoon," "The Whisperers," "The Knack," "The Ipcress File," "Somewhere in Time," "Midnight Cowboy," and most of all, "The Lion in Winter."</w:t>
+        <w:br/>
+        <w:t>Broadly speaking, he described his philosophy of film scoring as a matter of "getting inside the characters."</w:t>
+        <w:br/>
+        <w:t>"While everybody knew that James Bond was going to win, be the hero and end up with the woman," Mr. Barry said, "the music still had to believe that he might not and take the audience through that process."</w:t>
+        <w:br/>
+        <w:t>"Dances With Wolves" is the first score Mr. Barry has completed since he suffered a ruptured esophagus two years ago.</w:t>
+        <w:br/>
+        <w:t>He attributed the rupture to a health-food beverage he had been drinking regularly for six months, but he refused to identify the product because of a pending lawsuit. He had four major operations in 14 months, one to "replumb" his esophagus with a piece of his colon. He said he was functioning normally now.</w:t>
+        <w:br/>
+        <w:t>"Dances With Wolves," on Epic Associated Records, is the most ambitious and complicated score of his career and completes the happy ending.</w:t>
         <w:br/>
         <w:t xml:space="preserve"> </w:t>
         <w:br/>
-        <w:t>Photo: Roberts in ''Pretty Woman'' (Touchstone Pictures)</w:t>
+        <w:t>Maureen Tucker Is Back</w:t>
+        <w:br/>
+        <w:t xml:space="preserve"> Little did Maureen Tucker suspect when she was a drummer with that seminal New York band, the Velvet Underground, that one day she would be regarded as an influential rock drummer.</w:t>
+        <w:br/>
+        <w:t>Ms. Tucker, who left the pop music scene in 1972, said in a telephone interview last week that she was completely unaware of her growing reputation until nine years ago, when she started getting involved with music again and discovered that she and the Velvet Underground were often mentioned in rock magazines like Creem.</w:t>
+        <w:br/>
+        <w:t>"I began to realize that we were a lot more influential now than we had ever been then," said Ms. Tucker, who is making one of her infrequent New York appearances on Saturday evening leading a five-member band at the Church of St. Ann and the Holy Trinity in Brooklyn Heights. In her own band, Ms. Tucker plays the guitar, not the drums, and performs her own post-punk songs. Angry rockers like "Spam" and "Work" describe the frustrations of working-class life, while the incantatory rock ballad "Andy" is a minimalist elegy for Andy Warhol, the Velvet Underground's original mentor. Also included on her recent album, "Life in Exile After Abdication" ( 50 Skadillion Watts Records, ) are versions of Leadbelly's "Goodnight Irene" and the Velvet Underground's "Pale Blue Eyes." The singer's blunt expressions of working-class anger, she said, come out of personal experience. A divorced mother of five, Ms. Tucker has lived for six years in Douglas, Ga., a town of about 10,000 in a depressed rural area. For three of those years she worked in the billing and receiving office of a local Wal-Mart store. She quit her job in February 1989 when the store refused to give her time off to go on a six-week European tour.</w:t>
+        <w:br/>
+        <w:t>Ms. Tucker's return to rock music began in 1981 when she recorded a solo album in her living room. Four years later, she made a warmly received second record with Jad Fair, the leader of a group called Half Japanese. "Life in Exile After Abdication" was recorded in 1988, and favorable critical response brought Ms. Tucker and her band to New York, where they played at CBGB. She recently signed with Mammoth Records , a small independent label in North Carolina.</w:t>
+        <w:br/>
+        <w:t>Lou Reed, who left the Velvet Underground a year before Ms. Tucker did, has been very encouraging. She played the drums on two cuts of his "New York" album and opened for him the summer before last on 10 shows of his national tour.</w:t>
+        <w:br/>
+        <w:t>With her rising fortunes, Ms. Tucker said, she hopes to be able to earn enough to leave Georgia.</w:t>
+        <w:br/>
+        <w:t>"New York is still out of the question," she said. "But wherever I go I want it to be much closer to New York, because that's where the work is."</w:t>
+        <w:br/>
+        <w:t xml:space="preserve"> </w:t>
+        <w:br/>
+        <w:t>Stevie B. Is No. 1</w:t>
+        <w:br/>
+        <w:t xml:space="preserve"> "Because I Love You (The Postman Song)" (LMR/RCA), this week's No. 1 single on Billboard's pop singles chart, is the first No. 1 record for Stevie B., a Miami-based pop-soul singer. The record is also the first No. 1 hit for LMR, a small New York-based label with 10 artists on its roster, that last July became affiliated with RCA.</w:t>
       </w:r>
     </w:p>
     <w:sectPr>

--- a/example_articles/us_region/South/2.us_region_South_New_York_Times.docx
+++ b/example_articles/us_region/South/2.us_region_South_New_York_Times.docx
@@ -7,7 +7,7 @@
         <w:pStyle w:val="Heading1"/>
       </w:pPr>
       <w:r>
-        <w:t>The Pop Life</w:t>
+        <w:t>As Voting Pattern Emerges, So Does Need to Break It</w:t>
       </w:r>
     </w:p>
     <w:p>
@@ -17,22 +17,22 @@
     </w:p>
     <w:p>
       <w:r>
-        <w:t>Date: 1990-12-05</w:t>
+        <w:t>Date: 2008-02-11</w:t>
       </w:r>
     </w:p>
     <w:p>
       <w:r>
-        <w:t>Section: Section C;; Section C; Page 20; Column 5; Cultural Desk; Column 5;</w:t>
+        <w:t>Section: Section A; Column 0; National Desk; Pg. 16; THE CAUCUS</w:t>
       </w:r>
     </w:p>
     <w:p>
       <w:r>
-        <w:t>Source file: NYT/32.DOCX</w:t>
+        <w:t>Source file: NYT/34.DOCX</w:t>
       </w:r>
     </w:p>
     <w:p>
       <w:r>
-        <w:t>Raw locations result, 'locations': ['Georgia']</w:t>
+        <w:t>Raw locations result, 'locations': ['Virginia']</w:t>
       </w:r>
     </w:p>
     <w:p>
@@ -49,57 +49,58 @@
     </w:p>
     <w:p>
       <w:r>
-        <w:t>'Dances With Wolves'</w:t>
+        <w:t>Senator Barack Obama scored impressive weekend victories over Senator Hillary Rodham Clinton in several Democratic presidential nomination contests. He is well positioned for this week's voting in Maryland, Virginia and the District of Columbia. But neither candidate has achieved what is most important for deciding their battle. That is breaking the pattern of voter preferences that has structured their competition so far.</w:t>
         <w:br/>
-        <w:t>When John Barry was preparing to write the music for Kevin Costner's film, "Dances With Wolves," he listened to a lot of American Indian music that was recorded while the film was being shot on location but decided not to incorporate it.</w:t>
+        <w:t xml:space="preserve">  That pattern -- driven by demographics and electoral mechanics -- has proven more powerful than momentum or the candidates' policy messages. In the quest for delegates over the next three months, they will be wrestling the pattern as much as each other.</w:t>
         <w:br/>
-        <w:t>"It didn't come across," he said in a recent telephone interview from his home in Oyster Bay, L.I. "For me the score had to be seen through the eyes of its protagonist."</w:t>
+        <w:t xml:space="preserve">  The pattern stems in part from what is sometimes called identity politics -- not surprising in a race with two history-making candidates.</w:t>
         <w:br/>
-        <w:t>The film, which stars Mr. Costner, who also directed, tells the story of John Dunbar, a soldier who joins a Sioux Indian tribe in the 1860's.</w:t>
+        <w:t xml:space="preserve">  Mrs. Clinton, of New York, who would be the first woman to be president, has dominated among women; according to exit polls, they have consistently constituted 55 percent or more of the Democratic electorate. Mr. Obama, of Illinois, who would be the first black president, has dominated among blacks by even more lopsided margins. </w:t>
         <w:br/>
-        <w:t>"He was a noble, simple and dedicated man who had a kind of purity in everything he did," Mr. Barry said. "It was difficult to sustain that feeling and keep it interesting for an hour and 35 minutes. Right from the beginning, Kevin and I saw eye to eye. Because the look of the picture involved such a feeling of space, we envisioned a score that would be large and romantic. It uses a nice-size orchestra of 95 and a choir of 12 contraltos. Though it has Indian themes, they were my interpretation of what those would be."</w:t>
+        <w:t xml:space="preserve">  But with the exception of a few states like South Carolina and Georgia, where blacks represented a majority and Mr. Obama won, they have represented a far smaller share of the vote.</w:t>
         <w:br/>
-        <w:t>At 95 minutes, the score for "Dances With Wolves" is nearly three times as long as than Mr. Barry's original music for the 1985 film "Out of Africa," which won him an Academy Award for best film score.</w:t>
+        <w:t xml:space="preserve">  Mrs. Clinton, drawing on memories of prosperity during her husband's presidency, has held steady advantages among Hispanics, older voters and blue-collar whites. Mr. Obama's inspirational ''Yes We Can'' message has produced an edge among young people, independents, college graduates and higher-income Democrats.</w:t>
         <w:br/>
-        <w:t>Even though he has composed some of the most distinguished symphonic scores of the last three decades, in many people's minds Mr. Barry will always be best remembered as the composer of the theme music for 12 James Bond movies.</w:t>
+        <w:t xml:space="preserve">  Those disparate collections can to some degree be distinguished using labels -- Mrs. Clinton's as more moderate, Mr. Obama's as more liberal. But ''the ideological differences clearly seem to be driven by demographics,'' said Geoff Garin, a Democratic pollster.</w:t>
         <w:br/>
-        <w:t>"I was asked to get involved with the Bond movies because I had my own pop group at the time, the John Barry Seven, which had had several successful instrumental hits in England," he said. "Prior to 'Dr. No,' I had also already done three or four movie scores. I've always called my Bond scores 'million-dollar Mickey Mouse music.' "</w:t>
+        <w:t xml:space="preserve">  Those differences have helped define another important element. </w:t>
         <w:br/>
-        <w:t>Among his film scores, he said, his favorites include those for "Seance on a Wet Afternoon," "The Whisperers," "The Knack," "The Ipcress File," "Somewhere in Time," "Midnight Cowboy," and most of all, "The Lion in Winter."</w:t>
+        <w:t xml:space="preserve">  While Mrs. Clinton has performed best in primaries, like New Hampshire and California, Mr. Obama has excelled in caucuses that turn on organizational prowess, from the kickoff event in Iowa to the Washington and Nebraska contests over the weekend.</w:t>
         <w:br/>
-        <w:t>Broadly speaking, he described his philosophy of film scoring as a matter of "getting inside the characters."</w:t>
+        <w:t xml:space="preserve">  That is partly because Mr. Obama invested more heavily in grass-roots organization in his bid to overcome Mrs. Clinton's establishment advantages. Moreover, the time and information required for caucus participation attract demographic elites drawn to the Illinois senator in the first place -- his ''Starbucks Democrats,'' rather than Mrs. Clinton's ''Dunkin' Donuts Democrats,'' as Chris Lehane, a former aide to Al Gore, puts it.</w:t>
         <w:br/>
-        <w:t>"While everybody knew that James Bond was going to win, be the hero and end up with the woman," Mr. Barry said, "the music still had to believe that he might not and take the audience through that process."</w:t>
+        <w:t xml:space="preserve">  Thus it is easy to project coming areas of strength for each candidate. </w:t>
         <w:br/>
-        <w:t>"Dances With Wolves" is the first score Mr. Barry has completed since he suffered a ruptured esophagus two years ago.</w:t>
+        <w:t xml:space="preserve">  On Tuesday, Mr. Obama can expect to dominate in heavily black Washington, D.C., and he's favored in Maryland, which has an above-average proportion of both blacks and college graduates. </w:t>
         <w:br/>
-        <w:t>He attributed the rupture to a health-food beverage he had been drinking regularly for six months, but he refused to identify the product because of a pending lawsuit. He had four major operations in 14 months, one to "replumb" his esophagus with a piece of his colon. He said he was functioning normally now.</w:t>
+        <w:t xml:space="preserve">  Mrs. Clinton has a better chance in Virginia, where working class Nascar fans remain an important constituency.</w:t>
         <w:br/>
-        <w:t>"Dances With Wolves," on Epic Associated Records, is the most ambitious and complicated score of his career and completes the happy ending.</w:t>
+        <w:t xml:space="preserve">  On Feb. 19, Mr. Obama will be favored in Hawaii, because he grew up there and because it is a caucus state. Mrs. Clinton has a better shot in Wisconsin, where the black vote is relatively small and the blue-collar vote relatively large.</w:t>
+        <w:br/>
+        <w:t xml:space="preserve">  But Mrs. Clinton's most promising venues lie in the big March 4 primaries. One is Ohio, an emblem of Midwest economic change; the other is Texas, where Hispanics represent a dominant force.</w:t>
+        <w:br/>
+        <w:t xml:space="preserve">  Mr. Obama may somewhat offset her strengths with more money for advertising and rules in both states that allow independents to vote. Independents may not vote, however, in Pennsylvania's April 22 primary -- another Clinton target.</w:t>
+        <w:br/>
+        <w:t xml:space="preserve">  Either candidate, however, may yet forge a new pattern. </w:t>
+        <w:br/>
+        <w:t xml:space="preserve">  ''Barack has to drive an economic message that connects with the individual hopes and fears of voters,'' said Carter Eskew, a Democratic strategist. Mrs. Clinton aimed a dose of inspiration at upscale voters with her lyrical remarks the night of the Feb. 5 primaries -- and has quieted the attacks by former President Bill Clinton that so offended Democratic elites.</w:t>
+        <w:br/>
+        <w:t xml:space="preserve">  One factor muted thus far could also change the pattern: momentum. Tad Devine, a top aide for candidates from Walter Mondale to John Kerry, calls this slower-paced part of the Democratic race Stage 4. The first stage was 2007 fund-raising; the second was the kickoff contests in Iowa, New Hampshire, Nevada and South Carolina; the third was the 22-state contest on Feb. 5.</w:t>
+        <w:br/>
+        <w:t xml:space="preserve">  The front-loaded calendar jammed the first three phases so closely together as to blunt momentum from one state to the next. But ''momentum can be the driving force in this stage,'' Mr. Devine said, since voters have more time to absorb who is moving ahead and who is lagging. </w:t>
+        <w:br/>
+        <w:t xml:space="preserve">  If he is right, Mr. Obama could gain an edge beginning this week.</w:t>
+        <w:br/>
+        <w:br/>
+        <w:t>http://www.nytimes.com</w:t>
+        <w:br/>
+        <w:br/>
+        <w:t>Graphic</w:t>
+        <w:br/>
         <w:br/>
         <w:t xml:space="preserve"> </w:t>
         <w:br/>
-        <w:t>Maureen Tucker Is Back</w:t>
-        <w:br/>
-        <w:t xml:space="preserve"> Little did Maureen Tucker suspect when she was a drummer with that seminal New York band, the Velvet Underground, that one day she would be regarded as an influential rock drummer.</w:t>
-        <w:br/>
-        <w:t>Ms. Tucker, who left the pop music scene in 1972, said in a telephone interview last week that she was completely unaware of her growing reputation until nine years ago, when she started getting involved with music again and discovered that she and the Velvet Underground were often mentioned in rock magazines like Creem.</w:t>
-        <w:br/>
-        <w:t>"I began to realize that we were a lot more influential now than we had ever been then," said Ms. Tucker, who is making one of her infrequent New York appearances on Saturday evening leading a five-member band at the Church of St. Ann and the Holy Trinity in Brooklyn Heights. In her own band, Ms. Tucker plays the guitar, not the drums, and performs her own post-punk songs. Angry rockers like "Spam" and "Work" describe the frustrations of working-class life, while the incantatory rock ballad "Andy" is a minimalist elegy for Andy Warhol, the Velvet Underground's original mentor. Also included on her recent album, "Life in Exile After Abdication" ( 50 Skadillion Watts Records, ) are versions of Leadbelly's "Goodnight Irene" and the Velvet Underground's "Pale Blue Eyes." The singer's blunt expressions of working-class anger, she said, come out of personal experience. A divorced mother of five, Ms. Tucker has lived for six years in Douglas, Ga., a town of about 10,000 in a depressed rural area. For three of those years she worked in the billing and receiving office of a local Wal-Mart store. She quit her job in February 1989 when the store refused to give her time off to go on a six-week European tour.</w:t>
-        <w:br/>
-        <w:t>Ms. Tucker's return to rock music began in 1981 when she recorded a solo album in her living room. Four years later, she made a warmly received second record with Jad Fair, the leader of a group called Half Japanese. "Life in Exile After Abdication" was recorded in 1988, and favorable critical response brought Ms. Tucker and her band to New York, where they played at CBGB. She recently signed with Mammoth Records , a small independent label in North Carolina.</w:t>
-        <w:br/>
-        <w:t>Lou Reed, who left the Velvet Underground a year before Ms. Tucker did, has been very encouraging. She played the drums on two cuts of his "New York" album and opened for him the summer before last on 10 shows of his national tour.</w:t>
-        <w:br/>
-        <w:t>With her rising fortunes, Ms. Tucker said, she hopes to be able to earn enough to leave Georgia.</w:t>
-        <w:br/>
-        <w:t>"New York is still out of the question," she said. "But wherever I go I want it to be much closer to New York, because that's where the work is."</w:t>
-        <w:br/>
-        <w:t xml:space="preserve"> </w:t>
-        <w:br/>
-        <w:t>Stevie B. Is No. 1</w:t>
-        <w:br/>
-        <w:t xml:space="preserve"> "Because I Love You (The Postman Song)" (LMR/RCA), this week's No. 1 single on Billboard's pop singles chart, is the first No. 1 record for Stevie B., a Miami-based pop-soul singer. The record is also the first No. 1 hit for LMR, a small New York-based label with 10 artists on its roster, that last July became affiliated with RCA.</w:t>
+        <w:t>DRAWING (DRAWING BY STUART GOLDENBERG)</w:t>
       </w:r>
     </w:p>
     <w:sectPr>
